--- a/.ai-workflow/work/tasks/현장방문대비/30 관리 산출물/개발/md2docx/JSA-PF-IM-002_체인지로그.docx
+++ b/.ai-workflow/work/tasks/현장방문대비/30 관리 산출물/개발/md2docx/JSA-PF-IM-002_체인지로그.docx
@@ -2,7 +2,6 @@
 <file path=word/document.xml><?xml version="1.0" encoding="utf-8"?>
 <w:document xmlns:w="http://schemas.openxmlformats.org/wordprocessingml/2006/main" xmlns:m="http://schemas.openxmlformats.org/officeDocument/2006/math" xmlns:r="http://schemas.openxmlformats.org/officeDocument/2006/relationships" xmlns:o="urn:schemas-microsoft-com:office:office" xmlns:v="urn:schemas-microsoft-com:vml" xmlns:w10="urn:schemas-microsoft-com:office:word" xmlns:a="http://schemas.openxmlformats.org/drawingml/2006/main" xmlns:pic="http://schemas.openxmlformats.org/drawingml/2006/picture" xmlns:wp="http://schemas.openxmlformats.org/drawingml/2006/wordprocessingDrawing">
   <w:body>
-    <w:bookmarkStart w:id="21" w:name="체인지로그"/>
     <w:p>
       <w:pPr>
         <w:pStyle w:val="Heading1"/>
@@ -199,7 +198,6 @@
         </w:tc>
       </w:tr>
     </w:tbl>
-    <w:bookmarkStart w:id="9" w:name="제개정-이력"/>
     <w:p>
       <w:pPr>
         <w:pStyle w:val="Heading2"/>
@@ -428,8 +426,6 @@
         <w:t xml:space="preserve">대신 커밋 해시를 적는다.</w:t>
       </w:r>
     </w:p>
-    <w:bookmarkEnd w:id="9"/>
-    <w:bookmarkStart w:id="14" w:name="unreleased"/>
     <w:p>
       <w:pPr>
         <w:pStyle w:val="Heading2"/>
@@ -438,7 +434,6 @@
         <w:t xml:space="preserve">[Unreleased]</w:t>
       </w:r>
     </w:p>
-    <w:bookmarkStart w:id="10" w:name="added"/>
     <w:p>
       <w:pPr>
         <w:pStyle w:val="Heading3"/>
@@ -600,8 +595,6 @@
         <w:t xml:space="preserve">CI Actions 실행 진단 스크립트 (T097, #64)</w:t>
       </w:r>
     </w:p>
-    <w:bookmarkEnd w:id="10"/>
-    <w:bookmarkStart w:id="11" w:name="changed"/>
     <w:p>
       <w:pPr>
         <w:pStyle w:val="Heading3"/>
@@ -721,8 +714,6 @@
         <w:t xml:space="preserve">개발 의존성 취약점 21건(critical 3·high 9) → 5건(critical 0), 런타임 의존성은 전후 0건</w:t>
       </w:r>
     </w:p>
-    <w:bookmarkEnd w:id="11"/>
-    <w:bookmarkStart w:id="12" w:name="fixed"/>
     <w:p>
       <w:pPr>
         <w:pStyle w:val="Heading3"/>
@@ -872,8 +863,6 @@
         <w:t xml:space="preserve">파일 복사 누락 (T110, #58)</w:t>
       </w:r>
     </w:p>
-    <w:bookmarkEnd w:id="12"/>
-    <w:bookmarkStart w:id="13" w:name="security"/>
     <w:p>
       <w:pPr>
         <w:pStyle w:val="Heading3"/>
@@ -951,9 +940,6 @@
         <w:t xml:space="preserve">경로에 있고 수정판이 아직 없다. 런타임 의존성은 전후 0건이다(위 Changed 참조).</w:t>
       </w:r>
     </w:p>
-    <w:bookmarkEnd w:id="13"/>
-    <w:bookmarkEnd w:id="14"/>
-    <w:bookmarkStart w:id="18" w:name="X9b11e4a56a7280c697c331ecc58e2a0f32e3d04"/>
     <w:p>
       <w:pPr>
         <w:pStyle w:val="Heading2"/>
@@ -1030,7 +1016,6 @@
         <w:t xml:space="preserve">다.</w:t>
       </w:r>
     </w:p>
-    <w:bookmarkStart w:id="15" w:name="added-1"/>
     <w:p>
       <w:pPr>
         <w:pStyle w:val="Heading3"/>
@@ -1171,8 +1156,6 @@
         <w:t xml:space="preserve">마이그레이션 이미지에 vendor 포함과 마이그레이션 Job 의 외부 접속(egress) 차단 (#34)</w:t>
       </w:r>
     </w:p>
-    <w:bookmarkEnd w:id="15"/>
-    <w:bookmarkStart w:id="16" w:name="changed-1"/>
     <w:p>
       <w:pPr>
         <w:pStyle w:val="Heading3"/>
@@ -1242,8 +1225,6 @@
         <w:t xml:space="preserve">). 기존 WMS 레이어의 컬럼 기반 파라미터가 jsonb 로 옮겨졌다 (T062, #23)</w:t>
       </w:r>
     </w:p>
-    <w:bookmarkEnd w:id="16"/>
-    <w:bookmarkStart w:id="17" w:name="fixed-1"/>
     <w:p>
       <w:pPr>
         <w:pStyle w:val="Heading3"/>
@@ -1308,9 +1289,6 @@
         <w:t xml:space="preserve">)에 남아 있다.</w:t>
       </w:r>
     </w:p>
-    <w:bookmarkEnd w:id="17"/>
-    <w:bookmarkEnd w:id="18"/>
-    <w:bookmarkStart w:id="19" w:name="참고--제주-지반침하-프로토타입-저장소-이력"/>
     <w:p>
       <w:pPr>
         <w:pStyle w:val="Heading2"/>
@@ -1539,8 +1517,6 @@
         </w:tc>
       </w:tr>
     </w:tbl>
-    <w:bookmarkEnd w:id="19"/>
-    <w:bookmarkStart w:id="20" w:name="근거-자료"/>
     <w:p>
       <w:pPr>
         <w:pStyle w:val="Heading2"/>
@@ -1627,8 +1603,6 @@
         <w:t xml:space="preserve">Git 이력 (Jeju-subsidence-AI 저장소)</w:t>
       </w:r>
     </w:p>
-    <w:bookmarkEnd w:id="20"/>
-    <w:bookmarkEnd w:id="21"/>
     <w:sectPr>
       <w:footnotePr>
         <w:numRestart w:val="eachSect"/>

--- a/.ai-workflow/work/tasks/현장방문대비/30 관리 산출물/개발/md2docx/JSA-PF-IM-002_체인지로그.docx
+++ b/.ai-workflow/work/tasks/현장방문대비/30 관리 산출물/개발/md2docx/JSA-PF-IM-002_체인지로그.docx
@@ -175,24 +175,42 @@
               <w:pStyle w:val="Compact"/>
             </w:pPr>
             <w:r>
-              <w:t xml:space="preserve">작성자 / 승인자</w:t>
-            </w:r>
-          </w:p>
-        </w:tc>
-        <w:tc>
-          <w:tcPr/>
-          <w:p>
-            <w:pPr>
-              <w:pStyle w:val="Compact"/>
-            </w:pPr>
-            <w:r>
-              <w:t xml:space="preserve">개발팀 /</w:t>
-            </w:r>
-            <w:r>
-              <w:t xml:space="preserve"> </w:t>
-            </w:r>
-            <w:r>
-              <w:t xml:space="preserve">확인 필요</w:t>
+              <w:t xml:space="preserve">작성자</w:t>
+            </w:r>
+          </w:p>
+        </w:tc>
+        <w:tc>
+          <w:tcPr/>
+          <w:p>
+            <w:pPr>
+              <w:pStyle w:val="Compact"/>
+            </w:pPr>
+            <w:r>
+              <w:t xml:space="preserve">박가람</w:t>
+            </w:r>
+          </w:p>
+        </w:tc>
+      </w:tr>
+      <w:tr>
+        <w:tc>
+          <w:tcPr/>
+          <w:p>
+            <w:pPr>
+              <w:pStyle w:val="Compact"/>
+            </w:pPr>
+            <w:r>
+              <w:t xml:space="preserve">승인자</w:t>
+            </w:r>
+          </w:p>
+        </w:tc>
+        <w:tc>
+          <w:tcPr/>
+          <w:p>
+            <w:pPr>
+              <w:pStyle w:val="Compact"/>
+            </w:pPr>
+            <w:r>
+              <w:t xml:space="preserve">-</w:t>
             </w:r>
           </w:p>
         </w:tc>
@@ -320,18 +338,18 @@
               <w:pStyle w:val="Compact"/>
             </w:pPr>
             <w:r>
-              <w:t xml:space="preserve">개발팀</w:t>
-            </w:r>
-          </w:p>
-        </w:tc>
-        <w:tc>
-          <w:tcPr/>
-          <w:p>
-            <w:pPr>
-              <w:pStyle w:val="Compact"/>
-            </w:pPr>
-            <w:r>
-              <w:t xml:space="preserve">확인 필요</w:t>
+              <w:t xml:space="preserve">박가람</w:t>
+            </w:r>
+          </w:p>
+        </w:tc>
+        <w:tc>
+          <w:tcPr/>
+          <w:p>
+            <w:pPr>
+              <w:pStyle w:val="Compact"/>
+            </w:pPr>
+            <w:r>
+              <w:t xml:space="preserve">-</w:t>
             </w:r>
           </w:p>
         </w:tc>
@@ -366,34 +384,7 @@
         <w:t xml:space="preserve"> </w:t>
       </w:r>
       <w:r>
-        <w:t xml:space="preserve">브랜치 2026-10-16 시점이며,</w:t>
-      </w:r>
-      <w:r>
-        <w:t xml:space="preserve"> </w:t>
-      </w:r>
-      <w:r>
-        <w:rPr>
-          <w:rStyle w:val="VerbatimChar"/>
-        </w:rPr>
-        <w:t xml:space="preserve">v0.1.0</w:t>
-      </w:r>
-      <w:r>
-        <w:t xml:space="preserve">(2026-09-17) 이후 커밋은 235개, 병합된 PR 은 38건(#36 과 #38–#78 중 37건)이다. 항목 끝의</w:t>
-      </w:r>
-      <w:r>
-        <w:t xml:space="preserve"> </w:t>
-      </w:r>
-      <w:r>
-        <w:rPr>
-          <w:rStyle w:val="VerbatimChar"/>
-        </w:rPr>
-        <w:t xml:space="preserve">T###</w:t>
-      </w:r>
-      <w:r>
-        <w:t xml:space="preserve"> </w:t>
-      </w:r>
-      <w:r>
-        <w:t xml:space="preserve">는 내부 작업(Task) 번호,</w:t>
+        <w:t xml:space="preserve">브랜치 2026-10-16 시점이다. 항목 끝의</w:t>
       </w:r>
       <w:r>
         <w:t xml:space="preserve"> </w:t>
@@ -481,7 +472,7 @@
         <w:t xml:space="preserve"> </w:t>
       </w:r>
       <w:r>
-        <w:t xml:space="preserve">(T096, #44)</w:t>
+        <w:t xml:space="preserve">(#44)</w:t>
       </w:r>
     </w:p>
     <w:p>
@@ -532,16 +523,7 @@
         <w:t xml:space="preserve"> </w:t>
       </w:r>
       <w:r>
-        <w:t xml:space="preserve">태그)에서 모든 테스트·검증 잡이 통과한 뒤에만 이뤄진다. 수동 실행(</w:t>
-      </w:r>
-      <w:r>
-        <w:rPr>
-          <w:rStyle w:val="VerbatimChar"/>
-        </w:rPr>
-        <w:t xml:space="preserve">workflow_dispatch</w:t>
-      </w:r>
-      <w:r>
-        <w:t xml:space="preserve">)은 테스트를 거치지 않는 예외 경로로 남아 있다 (T106, #67)</w:t>
+        <w:t xml:space="preserve">태그)에서 모든 테스트·검증 잡이 통과한 뒤에만 이뤄진다 (#67)</w:t>
       </w:r>
     </w:p>
     <w:p>
@@ -568,7 +550,7 @@
         <w:t xml:space="preserve"> </w:t>
       </w:r>
       <w:r>
-        <w:t xml:space="preserve">필드 기준으로 정적 검사해 워크로드 9종(기본 비활성 3종 포함) 위반 0건. PSA 라벨 네임스페이스 실배포 검증은 T089 로 이관되어 아직 하지 않았다 (T105, #55)</w:t>
+        <w:t xml:space="preserve">필드 기준으로 정적 검사해 워크로드 9종(기본 비활성 3종 포함) 위반 0건 (#55)</w:t>
       </w:r>
     </w:p>
     <w:p>
@@ -580,7 +562,7 @@
         </w:numPr>
       </w:pPr>
       <w:r>
-        <w:t xml:space="preserve">Playwright e2e 시나리오 — 두 탭이 동시에 access 토큰을 잃어도 옛 refresh 쿠키를 재사용하지 않는지 확인 (T111, 커밋 87732ac — PR 없이 2026-10-16 develop 에 병합)</w:t>
+        <w:t xml:space="preserve">Playwright e2e 시나리오 — 두 탭이 동시에 access 토큰을 잃어도 옛 refresh 쿠키를 재사용하지 않는지 확인 (커밋 87732ac)</w:t>
       </w:r>
     </w:p>
     <w:p>
@@ -592,7 +574,7 @@
         </w:numPr>
       </w:pPr>
       <w:r>
-        <w:t xml:space="preserve">CI Actions 실행 진단 스크립트 (T097, #64)</w:t>
+        <w:t xml:space="preserve">CI Actions 실행 진단 스크립트 (#64)</w:t>
       </w:r>
     </w:p>
     <w:p>
@@ -612,7 +594,7 @@
         </w:numPr>
       </w:pPr>
       <w:r>
-        <w:t xml:space="preserve">CI 러너를 조직 self-hosted runner 로 전환 — GitHub 제공 러너가 조직 결제 한도로 시작되지 않아서(2026-09-16~) (T097, #57)</w:t>
+        <w:t xml:space="preserve">CI 러너를 조직 self-hosted runner 로 전환 (#57)</w:t>
       </w:r>
     </w:p>
     <w:p>
@@ -684,7 +666,7 @@
         <w:t xml:space="preserve">SERVER_PORT</w:t>
       </w:r>
       <w:r>
-        <w:t xml:space="preserve">)는 환경변수로 바꿀 수 있다. 배포 chart 는 #55 에서 컨테이너 포트를 8080·8081 로 고정한다 (T095, #36 — v0.1.0 태그 2분 뒤에 병합되어 v0.1.0 에는 없다)</w:t>
+        <w:t xml:space="preserve">)는 환경변수로 바꿀 수 있다. 배포 chart 는 #55 에서 컨테이너 포트를 8080·8081 로 고정한다 (#36)</w:t>
       </w:r>
     </w:p>
     <w:p>
@@ -746,7 +728,7 @@
         <w:t xml:space="preserve"> </w:t>
       </w:r>
       <w:r>
-        <w:t xml:space="preserve">위조로 인한 rate limit 우회 차단, rate limit 맵 만료 청소와 크기 상한 (T102, #56)</w:t>
+        <w:t xml:space="preserve">위조로 인한 rate limit 우회 차단, rate limit 맵 만료 청소와 크기 상한 (#56)</w:t>
       </w:r>
     </w:p>
     <w:p>
@@ -758,7 +740,7 @@
         </w:numPr>
       </w:pPr>
       <w:r>
-        <w:t xml:space="preserve">타일 프록시 — 응답 하드닝(Content-Type 허용 목록 등, T099, #52), 벡터 타일 경로의</w:t>
+        <w:t xml:space="preserve">타일 프록시 — 응답 하드닝(Content-Type 허용 목록 등, #52), 벡터 타일 경로의</w:t>
       </w:r>
       <w:r>
         <w:t xml:space="preserve"> </w:t>
@@ -773,7 +755,7 @@
         <w:t xml:space="preserve"> </w:t>
       </w:r>
       <w:r>
-        <w:t xml:space="preserve">응답 허용 회귀 수정(#70), 소스 인증 비밀의 오리진 밖 전송 차단(T101, #66)</w:t>
+        <w:t xml:space="preserve">응답 허용 회귀 수정(#70), 소스 인증 비밀의 오리진 밖 전송 차단(#66)</w:t>
       </w:r>
     </w:p>
     <w:p>
@@ -785,7 +767,7 @@
         </w:numPr>
       </w:pPr>
       <w:r>
-        <w:t xml:space="preserve">지도 화면 — 로딩 중 변경 누락과 레이어 순서 미반영 수정(T107, #68), 레이어 낙관적 갱신 경합 수정(T090, #51), WMTS 주소 변경 뒤 이전 조회 결과 숨김</w:t>
+        <w:t xml:space="preserve">지도 화면 — 로딩 중 변경 누락과 레이어 순서 미반영 수정(#68), 레이어 낙관적 갱신 경합 수정(#51), WMTS 주소 변경 뒤 이전 조회 결과 숨김</w:t>
       </w:r>
     </w:p>
     <w:p>
@@ -797,7 +779,7 @@
         </w:numPr>
       </w:pPr>
       <w:r>
-        <w:t xml:space="preserve">customer API 동시성·예외 매핑 — 마지막 OWNER 검사에 조직 행 잠금 추가, 이름 유니크 위반을 409 로 변환, 프레임워크 4xx 예외의 응답 매핑 (T103, #53)</w:t>
+        <w:t xml:space="preserve">customer API 동시성·예외 매핑 — 마지막 OWNER 검사에 조직 행 잠금 추가, 이름 유니크 위반을 409 로 변환, 프레임워크 4xx 예외의 응답 매핑 (#53)</w:t>
       </w:r>
     </w:p>
     <w:p>
@@ -809,7 +791,7 @@
         </w:numPr>
       </w:pPr>
       <w:r>
-        <w:t xml:space="preserve">web 인증 흐름 — 탭 사이 refresh 를 Web Locks 로 단일화(T111, #69), 세션 만료·로그아웃 실패 시 정리, 로그인 리다이렉트의 해시 보존(#50)</w:t>
+        <w:t xml:space="preserve">web 인증 흐름 — 탭 사이 refresh 를 Web Locks 로 단일화(#69), 세션 만료·로그아웃 실패 시 정리, 로그인 리다이렉트의 해시 보존(#50)</w:t>
       </w:r>
     </w:p>
     <w:p>
@@ -821,7 +803,7 @@
         </w:numPr>
       </w:pPr>
       <w:r>
-        <w:t xml:space="preserve">ETL 수신 메타데이터 — 버전 전환·동시 등록·version 조회 결함 (T091, #46), 산출물 유형 길이 상한 검증 (T074, #49)</w:t>
+        <w:t xml:space="preserve">ETL 수신 메타데이터 — 버전 전환·동시 등록·version 조회 결함 (#46), 산출물 유형 길이 상한 검증 (#49)</w:t>
       </w:r>
     </w:p>
     <w:p>
@@ -833,7 +815,7 @@
         </w:numPr>
       </w:pPr>
       <w:r>
-        <w:t xml:space="preserve">Helm 차트 — 마이그레이션 Job 의 시드 실행·업그레이드 결함 수정 (T105, #55)</w:t>
+        <w:t xml:space="preserve">Helm 차트 — 마이그레이션 Job 의 시드 실행·업그레이드 결함 수정 (#55)</w:t>
       </w:r>
     </w:p>
     <w:p>
@@ -860,7 +842,7 @@
         <w:t xml:space="preserve"> </w:t>
       </w:r>
       <w:r>
-        <w:t xml:space="preserve">파일 복사 누락 (T110, #58)</w:t>
+        <w:t xml:space="preserve">파일 복사 누락 (#58)</w:t>
       </w:r>
     </w:p>
     <w:p>
@@ -880,7 +862,7 @@
         </w:numPr>
       </w:pPr>
       <w:r>
-        <w:t xml:space="preserve">위 인증·타일 프록시 수정과 Helm 차트 수정(T105)은 보안 갭 분석(설계서 9장 §9.2)의 판정 항목을 보완한 것이다. "미흡" 판정 항목은 인증 방어의 우회 내성(T102)·외부 콘텐츠의 오리진 격리 중 응답 쪽(T099)·배포 기본 보안 설정(T105)이고, "부분" 판정 항목은 비밀 관리의 사용 경로 유출(T101)이다. 타일 프록시의 요청 쪽 보강(차단 대역 보강·DNS 재바인딩 대응)은 T100 에 남아 있다(미착수).</w:t>
+        <w:t xml:space="preserve">위 인증·타일 프록시 수정과 Helm 차트 수정은 보안 갭 분석(설계서 9장 §9.2)의 판정 항목을 보완한 것이다. 보완한 항목은 인증 방어의 우회 내성, 외부 콘텐츠의 오리진 격리(응답 쪽), 배포 기본 보안 설정, 비밀 관리의 사용 경로 유출이다.</w:t>
       </w:r>
     </w:p>
     <w:p>
@@ -892,52 +874,7 @@
         </w:numPr>
       </w:pPr>
       <w:r>
-        <w:t xml:space="preserve">npm 개발 의존성의 알려진 취약점 21건 중 16건(critical 3건 전부)을 해소했다. 남은 5건(모두 high)은</w:t>
-      </w:r>
-      <w:r>
-        <w:t xml:space="preserve"> </w:t>
-      </w:r>
-      <w:r>
-        <w:rPr>
-          <w:rStyle w:val="VerbatimChar"/>
-        </w:rPr>
-        <w:t xml:space="preserve">markdownlint-cli2</w:t>
-      </w:r>
-      <w:r>
-        <w:t xml:space="preserve"> </w:t>
-      </w:r>
-      <w:r>
-        <w:t xml:space="preserve">→</w:t>
-      </w:r>
-      <w:r>
-        <w:t xml:space="preserve"> </w:t>
-      </w:r>
-      <w:r>
-        <w:rPr>
-          <w:rStyle w:val="VerbatimChar"/>
-        </w:rPr>
-        <w:t xml:space="preserve">micromatch</w:t>
-      </w:r>
-      <w:r>
-        <w:t xml:space="preserve"> </w:t>
-      </w:r>
-      <w:r>
-        <w:t xml:space="preserve">→</w:t>
-      </w:r>
-      <w:r>
-        <w:t xml:space="preserve"> </w:t>
-      </w:r>
-      <w:r>
-        <w:rPr>
-          <w:rStyle w:val="VerbatimChar"/>
-        </w:rPr>
-        <w:t xml:space="preserve">braces</w:t>
-      </w:r>
-      <w:r>
-        <w:t xml:space="preserve"> </w:t>
-      </w:r>
-      <w:r>
-        <w:t xml:space="preserve">경로에 있고 수정판이 아직 없다. 런타임 의존성은 전후 0건이다(위 Changed 참조).</w:t>
+        <w:t xml:space="preserve">npm 개발 의존성의 알려진 취약점 21건 중 16건(critical 3건 전부)을 해소했다. 런타임 의존성은 전후 0건이다(위 Changed 참조).</w:t>
       </w:r>
     </w:p>
     <w:p>
@@ -998,7 +935,7 @@
         <w:t xml:space="preserve"> </w:t>
       </w:r>
       <w:r>
-        <w:t xml:space="preserve">파일로 두었다(T094, #37). 원본은 저장소의</w:t>
+        <w:t xml:space="preserve">파일로 두었다(#37). 원본은 저장소의</w:t>
       </w:r>
       <w:r>
         <w:t xml:space="preserve"> </w:t>
@@ -1117,7 +1054,7 @@
         <w:t xml:space="preserve"> </w:t>
       </w:r>
       <w:r>
-        <w:t xml:space="preserve">검증기 (T063, #25)</w:t>
+        <w:t xml:space="preserve">검증기 (#25)</w:t>
       </w:r>
     </w:p>
     <w:p>
@@ -1129,7 +1066,7 @@
         </w:numPr>
       </w:pPr>
       <w:r>
-        <w:t xml:space="preserve">타일 프록시 4종 — TMS·TileJSON(#28), WMTS 와 Capabilities 조회(#27), ArcGIS MapServer(#26). 브라우저가 외부 타일을 직접 부르지 않고 서버가 대신 받으며, 4종 모두 같은 프록시 경로로 요청 직전 SSRF 검사(사설·루프백·링크로컬 대역 거부)와 리다이렉트 금지를 적용하고, 인증키는 서버에 보관해 상대 요청에만 붙이고 응답에는 싣지 않는다. 차단 대역 보강과 검사한 IP 로 연결을 고정하는 일(DNS 재바인딩 대응)은 T100 에 남아 있고, 인증키가 등록한 오리진 밖으로 나가는 경로는 v0.1.0 이후 #66(T101)에서 막았다</w:t>
+        <w:t xml:space="preserve">타일 프록시 4종 — TMS·TileJSON(#28), WMTS 와 Capabilities 조회(#27), ArcGIS MapServer(#26). 브라우저가 외부 타일을 직접 부르지 않고 서버가 대신 받으며, 4종 모두 같은 프록시 경로로 요청 직전 SSRF 검사(사설·루프백·링크로컬 대역 거부)와 리다이렉트 금지를 적용하고, 인증키는 서버에 보관해 상대 요청에만 붙이고 응답에는 싣지 않는다</w:t>
       </w:r>
     </w:p>
     <w:p>
@@ -1222,7 +1159,7 @@
         <w:t xml:space="preserve">!</w:t>
       </w:r>
       <w:r>
-        <w:t xml:space="preserve">). 기존 WMS 레이어의 컬럼 기반 파라미터가 jsonb 로 옮겨졌다 (T062, #23)</w:t>
+        <w:t xml:space="preserve">). 기존 WMS 레이어의 컬럼 기반 파라미터가 jsonb 로 옮겨졌다 (#23)</w:t>
       </w:r>
     </w:p>
     <w:p>
@@ -1242,7 +1179,7 @@
         </w:numPr>
       </w:pPr>
       <w:r>
-        <w:t xml:space="preserve">Helm 차트 결함 3건 — Secret 템플릿 신설, customer·admin JWT Secret 분리, 비활성 단위로 가는 Ingress 규칙을 해당 단위가 켜졌을 때만 렌더(가드) (T072, #12)</w:t>
+        <w:t xml:space="preserve">Helm 차트 결함 3건 — Secret 템플릿 신설, customer·admin JWT Secret 분리, 비활성 단위로 가는 Ingress 규칙을 해당 단위가 켜졌을 때만 렌더(가드) (#12)</w:t>
       </w:r>
     </w:p>
     <w:p>
@@ -1277,7 +1214,7 @@
         <w:pStyle w:val="FirstParagraph"/>
       </w:pPr>
       <w:r>
-        <w:t xml:space="preserve">v0.1.0 이전의 개발 이력(마일스톤 M001–M008: 인증·권한·지도 등)은 릴리스 전이라 항목화하지 않았다. M009(지도 소스 3종→7종 확장)의 기능 변경은 위 [0.1.0] 항목에 있다. Git 이력과 작업 문서(</w:t>
+        <w:t xml:space="preserve">v0.1.0 이전의 개발 이력(인증·권한·지도 등)은 릴리스 전이라 항목화하지 않았고, Git 이력과 작업 문서(</w:t>
       </w:r>
       <w:r>
         <w:rPr>
@@ -1286,7 +1223,7 @@
         <w:t xml:space="preserve">planning/archive</w:t>
       </w:r>
       <w:r>
-        <w:t xml:space="preserve">)에 남아 있다.</w:t>
+        <w:t xml:space="preserve">)에 남아 있다. 지도 소스 3종→7종 확장의 기능 변경은 위 [0.1.0] 항목에 있다.</w:t>
       </w:r>
     </w:p>
     <w:p>
@@ -1324,7 +1261,7 @@
         <w:t xml:space="preserve">참조 기준 자료</w:t>
       </w:r>
       <w:r>
-        <w:t xml:space="preserve">다. 현재 단계는 프로토타입 분석 및 통합플랫폼과의 결합 방식 검토 중이며, 결합 방식은 미결정이다. 프로토타입 저장소의 커밋은 4개다.</w:t>
+        <w:t xml:space="preserve">다. 현재 단계는 프로토타입 분석 및 통합플랫폼과의 결합 방식 검토다. 프로토타입 저장소의 커밋은 4개다.</w:t>
       </w:r>
     </w:p>
     <w:tbl>
@@ -1576,10 +1513,10 @@
         <w:rPr>
           <w:rStyle w:val="VerbatimChar"/>
         </w:rPr>
-        <w:t xml:space="preserve">planning/milestones/M012.md</w:t>
-      </w:r>
-      <w:r>
-        <w:t xml:space="preserve">(코드 품질·보안 개선 Task),</w:t>
+        <w:t xml:space="preserve">planning/milestones/</w:t>
+      </w:r>
+      <w:r>
+        <w:t xml:space="preserve">(코드 품질·보안 개선 작업),</w:t>
       </w:r>
       <w:r>
         <w:t xml:space="preserve"> </w:t>

--- a/.ai-workflow/work/tasks/현장방문대비/30 관리 산출물/개발/md2docx/JSA-PF-IM-002_체인지로그.docx
+++ b/.ai-workflow/work/tasks/현장방문대비/30 관리 산출물/개발/md2docx/JSA-PF-IM-002_체인지로그.docx
@@ -210,7 +210,7 @@
               <w:pStyle w:val="Compact"/>
             </w:pPr>
             <w:r>
-              <w:t xml:space="preserve">-</w:t>
+              <w:t xml:space="preserve">박가람</w:t>
             </w:r>
           </w:p>
         </w:tc>
@@ -349,7 +349,7 @@
               <w:pStyle w:val="Compact"/>
             </w:pPr>
             <w:r>
-              <w:t xml:space="preserve">-</w:t>
+              <w:t xml:space="preserve">박가람</w:t>
             </w:r>
           </w:p>
         </w:tc>
